--- a/docs/操作手册.docx
+++ b/docs/操作手册.docx
@@ -917,11 +917,35 @@
       </w:r>
     </w:p>
     <w:p>
+      <w:pPr>
+        <w:pStyle w:val="ListBullet"/>
+      </w:pPr>
       <w:r>
-        <w:rPr>
-          <w:b w:val="0"/>
-        </w:rPr>
-        <w:t>「团队管理」两个标签页：「训练团队」可新建团队；「训练任务」可下发日常实训或团队救援演练任务。</w:t>
+        <w:t>「训练团队」标签页：可新建团队；</w:t>
+      </w:r>
+    </w:p>
+    <w:p>
+      <w:pPr>
+        <w:pStyle w:val="ListBullet"/>
+      </w:pPr>
+      <w:r>
+        <w:t>「训练任务」标签页：可下发日常实训或团队救援演练任务；</w:t>
+      </w:r>
+    </w:p>
+    <w:p>
+      <w:pPr>
+        <w:pStyle w:val="ListBullet"/>
+      </w:pPr>
+      <w:r>
+        <w:t>参与打分：点任务行「参与打分」，弹出该任务的参与队员列表（显示姓名），对每人打贡献评分（0-100）并写评语，逐条保存；</w:t>
+      </w:r>
+    </w:p>
+    <w:p>
+      <w:pPr>
+        <w:pStyle w:val="ListBullet"/>
+      </w:pPr>
+      <w:r>
+        <w:t>演练复盘：点任务行「复盘」，填写复盘总结、问题台账、改进措施，并可查看该任务的历史复盘记录。</w:t>
       </w:r>
     </w:p>
     <w:p>
@@ -1105,7 +1129,7 @@
         <w:rPr>
           <w:b w:val="0"/>
         </w:rPr>
-        <w:t>「团队」页展示「我的班组」与「团队任务」列表，点任务「参与打卡」完成团队实训记录。</w:t>
+        <w:t>「团队」页展示「我的班组」与「团队任务」列表。点任务「参与打卡」完成团队实训参与记录；打卡成功后按钮变为灰色「已参与」并不可再重复点击（后端同步防重复）。</w:t>
       </w:r>
     </w:p>
     <w:p>
@@ -1169,7 +1193,47 @@
         <w:pStyle w:val="Heading1"/>
       </w:pPr>
       <w:r>
-        <w:t>七、完整演示流程建议（约 15 分钟）</w:t>
+        <w:t>七、导入模板文件</w:t>
+      </w:r>
+    </w:p>
+    <w:p>
+      <w:r>
+        <w:rPr>
+          <w:b w:val="0"/>
+        </w:rPr>
+        <w:t>项目 templates/ 目录已提供批量导入的示例文件，可直接参考或复制使用：</w:t>
+      </w:r>
+    </w:p>
+    <w:p>
+      <w:pPr>
+        <w:pStyle w:val="ListBullet"/>
+      </w:pPr>
+      <w:r>
+        <w:t>题库导入示例.json：JSON 格式导入示例（含单选/多选/判断/简答 4 道题）；</w:t>
+      </w:r>
+    </w:p>
+    <w:p>
+      <w:pPr>
+        <w:pStyle w:val="ListBullet"/>
+      </w:pPr>
+      <w:r>
+        <w:t>题库导入模板.xlsx：Excel 导入模板（表头 + 示例行）；</w:t>
+      </w:r>
+    </w:p>
+    <w:p>
+      <w:pPr>
+        <w:pStyle w:val="ListBullet"/>
+      </w:pPr>
+      <w:r>
+        <w:t>训练项目导入模板.xlsx：训练项目 Excel 导入模板。</w:t>
+      </w:r>
+    </w:p>
+    <w:p>
+      <w:pPr>
+        <w:pStyle w:val="Heading1"/>
+      </w:pPr>
+      <w:r>
+        <w:t>八、完整演示流程建议（约 15 分钟）</w:t>
       </w:r>
     </w:p>
     <w:tbl>
@@ -1616,6 +1680,38 @@
           </w:tcPr>
           <w:p>
             <w:r>
+              <w:t>团队任务参与打分 + 复盘</w:t>
+            </w:r>
+          </w:p>
+        </w:tc>
+        <w:tc>
+          <w:tcPr>
+            <w:tcW w:type="dxa" w:w="2880"/>
+          </w:tcPr>
+          <w:p>
+            <w:r>
+              <w:t>给参与队员打贡献分、填写复盘台账</w:t>
+            </w:r>
+          </w:p>
+        </w:tc>
+      </w:tr>
+      <w:tr>
+        <w:tc>
+          <w:tcPr>
+            <w:tcW w:type="dxa" w:w="2880"/>
+          </w:tcPr>
+          <w:p>
+            <w:r>
+              <w:t>14</w:t>
+            </w:r>
+          </w:p>
+        </w:tc>
+        <w:tc>
+          <w:tcPr>
+            <w:tcW w:type="dxa" w:w="2880"/>
+          </w:tcPr>
+          <w:p>
+            <w:r>
               <w:t>PC 端晋升审批</w:t>
             </w:r>
           </w:p>
@@ -1638,7 +1734,7 @@
           </w:tcPr>
           <w:p>
             <w:r>
-              <w:t>14</w:t>
+              <w:t>15</w:t>
             </w:r>
           </w:p>
         </w:tc>

--- a/docs/操作手册.docx
+++ b/docs/操作手册.docx
@@ -32,7 +32,7 @@
         <w:t>专业实训 · 分级赋能 · 精准救援 · 常备不懈</w:t>
         <w:br/>
         <w:br/>
-        <w:t>文档版本：V1.0</w:t>
+        <w:t>文档版本：V1.2</w:t>
         <w:br/>
         <w:t>编制日期：2026-09</w:t>
       </w:r>
@@ -285,16 +285,17 @@
         <w:tblLook w:firstColumn="1" w:firstRow="1" w:lastColumn="0" w:lastRow="0" w:noHBand="0" w:noVBand="1" w:val="04A0"/>
       </w:tblPr>
       <w:tblGrid>
-        <w:gridCol w:w="1728"/>
-        <w:gridCol w:w="1728"/>
-        <w:gridCol w:w="1728"/>
-        <w:gridCol w:w="1728"/>
-        <w:gridCol w:w="1728"/>
+        <w:gridCol w:w="1440"/>
+        <w:gridCol w:w="1440"/>
+        <w:gridCol w:w="1440"/>
+        <w:gridCol w:w="1440"/>
+        <w:gridCol w:w="1440"/>
+        <w:gridCol w:w="1440"/>
       </w:tblGrid>
       <w:tr>
         <w:tc>
           <w:tcPr>
-            <w:tcW w:type="dxa" w:w="1728"/>
+            <w:tcW w:type="dxa" w:w="1440"/>
           </w:tcPr>
           <w:p>
             <w:r>
@@ -304,7 +305,7 @@
         </w:tc>
         <w:tc>
           <w:tcPr>
-            <w:tcW w:type="dxa" w:w="1728"/>
+            <w:tcW w:type="dxa" w:w="1440"/>
           </w:tcPr>
           <w:p>
             <w:r>
@@ -314,7 +315,7 @@
         </w:tc>
         <w:tc>
           <w:tcPr>
-            <w:tcW w:type="dxa" w:w="1728"/>
+            <w:tcW w:type="dxa" w:w="1440"/>
           </w:tcPr>
           <w:p>
             <w:r>
@@ -324,7 +325,7 @@
         </w:tc>
         <w:tc>
           <w:tcPr>
-            <w:tcW w:type="dxa" w:w="1728"/>
+            <w:tcW w:type="dxa" w:w="1440"/>
           </w:tcPr>
           <w:p>
             <w:r>
@@ -334,11 +335,21 @@
         </w:tc>
         <w:tc>
           <w:tcPr>
-            <w:tcW w:type="dxa" w:w="1728"/>
+            <w:tcW w:type="dxa" w:w="1440"/>
           </w:tcPr>
           <w:p>
             <w:r>
-              <w:t>说明</w:t>
+              <w:t>所属班组</w:t>
+            </w:r>
+          </w:p>
+        </w:tc>
+        <w:tc>
+          <w:tcPr>
+            <w:tcW w:type="dxa" w:w="1440"/>
+          </w:tcPr>
+          <w:p>
+            <w:r>
+              <w:t>能否登录PC</w:t>
             </w:r>
           </w:p>
         </w:tc>
@@ -346,7 +357,7 @@
       <w:tr>
         <w:tc>
           <w:tcPr>
-            <w:tcW w:type="dxa" w:w="1728"/>
+            <w:tcW w:type="dxa" w:w="1440"/>
           </w:tcPr>
           <w:p>
             <w:r>
@@ -356,7 +367,7 @@
         </w:tc>
         <w:tc>
           <w:tcPr>
-            <w:tcW w:type="dxa" w:w="1728"/>
+            <w:tcW w:type="dxa" w:w="1440"/>
           </w:tcPr>
           <w:p>
             <w:r>
@@ -366,7 +377,7 @@
         </w:tc>
         <w:tc>
           <w:tcPr>
-            <w:tcW w:type="dxa" w:w="1728"/>
+            <w:tcW w:type="dxa" w:w="1440"/>
           </w:tcPr>
           <w:p>
             <w:r>
@@ -376,7 +387,7 @@
         </w:tc>
         <w:tc>
           <w:tcPr>
-            <w:tcW w:type="dxa" w:w="1728"/>
+            <w:tcW w:type="dxa" w:w="1440"/>
           </w:tcPr>
           <w:p>
             <w:r>
@@ -386,11 +397,21 @@
         </w:tc>
         <w:tc>
           <w:tcPr>
-            <w:tcW w:type="dxa" w:w="1728"/>
+            <w:tcW w:type="dxa" w:w="1440"/>
           </w:tcPr>
           <w:p>
             <w:r>
-              <w:t>PC 后台全部功能</w:t>
+              <w:t>—</w:t>
+            </w:r>
+          </w:p>
+        </w:tc>
+        <w:tc>
+          <w:tcPr>
+            <w:tcW w:type="dxa" w:w="1440"/>
+          </w:tcPr>
+          <w:p>
+            <w:r>
+              <w:t>能</w:t>
             </w:r>
           </w:p>
         </w:tc>
@@ -398,7 +419,7 @@
       <w:tr>
         <w:tc>
           <w:tcPr>
-            <w:tcW w:type="dxa" w:w="1728"/>
+            <w:tcW w:type="dxa" w:w="1440"/>
           </w:tcPr>
           <w:p>
             <w:r>
@@ -408,7 +429,7 @@
         </w:tc>
         <w:tc>
           <w:tcPr>
-            <w:tcW w:type="dxa" w:w="1728"/>
+            <w:tcW w:type="dxa" w:w="1440"/>
           </w:tcPr>
           <w:p>
             <w:r>
@@ -418,7 +439,7 @@
         </w:tc>
         <w:tc>
           <w:tcPr>
-            <w:tcW w:type="dxa" w:w="1728"/>
+            <w:tcW w:type="dxa" w:w="1440"/>
           </w:tcPr>
           <w:p>
             <w:r>
@@ -428,7 +449,7 @@
         </w:tc>
         <w:tc>
           <w:tcPr>
-            <w:tcW w:type="dxa" w:w="1728"/>
+            <w:tcW w:type="dxa" w:w="1440"/>
           </w:tcPr>
           <w:p>
             <w:r>
@@ -438,11 +459,21 @@
         </w:tc>
         <w:tc>
           <w:tcPr>
-            <w:tcW w:type="dxa" w:w="1728"/>
+            <w:tcW w:type="dxa" w:w="1440"/>
           </w:tcPr>
           <w:p>
             <w:r>
-              <w:t>本班组数据管理</w:t>
+              <w:t>潜水二班</w:t>
+            </w:r>
+          </w:p>
+        </w:tc>
+        <w:tc>
+          <w:tcPr>
+            <w:tcW w:type="dxa" w:w="1440"/>
+          </w:tcPr>
+          <w:p>
+            <w:r>
+              <w:t>能</w:t>
             </w:r>
           </w:p>
         </w:tc>
@@ -450,7 +481,7 @@
       <w:tr>
         <w:tc>
           <w:tcPr>
-            <w:tcW w:type="dxa" w:w="1728"/>
+            <w:tcW w:type="dxa" w:w="1440"/>
           </w:tcPr>
           <w:p>
             <w:r>
@@ -460,7 +491,7 @@
         </w:tc>
         <w:tc>
           <w:tcPr>
-            <w:tcW w:type="dxa" w:w="1728"/>
+            <w:tcW w:type="dxa" w:w="1440"/>
           </w:tcPr>
           <w:p>
             <w:r>
@@ -470,7 +501,7 @@
         </w:tc>
         <w:tc>
           <w:tcPr>
-            <w:tcW w:type="dxa" w:w="1728"/>
+            <w:tcW w:type="dxa" w:w="1440"/>
           </w:tcPr>
           <w:p>
             <w:r>
@@ -480,7 +511,7 @@
         </w:tc>
         <w:tc>
           <w:tcPr>
-            <w:tcW w:type="dxa" w:w="1728"/>
+            <w:tcW w:type="dxa" w:w="1440"/>
           </w:tcPr>
           <w:p>
             <w:r>
@@ -490,11 +521,21 @@
         </w:tc>
         <w:tc>
           <w:tcPr>
-            <w:tcW w:type="dxa" w:w="1728"/>
+            <w:tcW w:type="dxa" w:w="1440"/>
           </w:tcPr>
           <w:p>
             <w:r>
-              <w:t>仅见 1 级内容</w:t>
+              <w:t>潜水一班</w:t>
+            </w:r>
+          </w:p>
+        </w:tc>
+        <w:tc>
+          <w:tcPr>
+            <w:tcW w:type="dxa" w:w="1440"/>
+          </w:tcPr>
+          <w:p>
+            <w:r>
+              <w:t>不能（仅安卓）</w:t>
             </w:r>
           </w:p>
         </w:tc>
@@ -502,7 +543,7 @@
       <w:tr>
         <w:tc>
           <w:tcPr>
-            <w:tcW w:type="dxa" w:w="1728"/>
+            <w:tcW w:type="dxa" w:w="1440"/>
           </w:tcPr>
           <w:p>
             <w:r>
@@ -512,7 +553,7 @@
         </w:tc>
         <w:tc>
           <w:tcPr>
-            <w:tcW w:type="dxa" w:w="1728"/>
+            <w:tcW w:type="dxa" w:w="1440"/>
           </w:tcPr>
           <w:p>
             <w:r>
@@ -522,7 +563,7 @@
         </w:tc>
         <w:tc>
           <w:tcPr>
-            <w:tcW w:type="dxa" w:w="1728"/>
+            <w:tcW w:type="dxa" w:w="1440"/>
           </w:tcPr>
           <w:p>
             <w:r>
@@ -532,7 +573,7 @@
         </w:tc>
         <w:tc>
           <w:tcPr>
-            <w:tcW w:type="dxa" w:w="1728"/>
+            <w:tcW w:type="dxa" w:w="1440"/>
           </w:tcPr>
           <w:p>
             <w:r>
@@ -542,11 +583,21 @@
         </w:tc>
         <w:tc>
           <w:tcPr>
-            <w:tcW w:type="dxa" w:w="1728"/>
+            <w:tcW w:type="dxa" w:w="1440"/>
           </w:tcPr>
           <w:p>
             <w:r>
-              <w:t>仅见 1-2 级内容</w:t>
+              <w:t>潜水一班</w:t>
+            </w:r>
+          </w:p>
+        </w:tc>
+        <w:tc>
+          <w:tcPr>
+            <w:tcW w:type="dxa" w:w="1440"/>
+          </w:tcPr>
+          <w:p>
+            <w:r>
+              <w:t>不能（仅安卓）</w:t>
             </w:r>
           </w:p>
         </w:tc>
@@ -554,7 +605,7 @@
       <w:tr>
         <w:tc>
           <w:tcPr>
-            <w:tcW w:type="dxa" w:w="1728"/>
+            <w:tcW w:type="dxa" w:w="1440"/>
           </w:tcPr>
           <w:p>
             <w:r>
@@ -564,7 +615,7 @@
         </w:tc>
         <w:tc>
           <w:tcPr>
-            <w:tcW w:type="dxa" w:w="1728"/>
+            <w:tcW w:type="dxa" w:w="1440"/>
           </w:tcPr>
           <w:p>
             <w:r>
@@ -574,7 +625,7 @@
         </w:tc>
         <w:tc>
           <w:tcPr>
-            <w:tcW w:type="dxa" w:w="1728"/>
+            <w:tcW w:type="dxa" w:w="1440"/>
           </w:tcPr>
           <w:p>
             <w:r>
@@ -584,7 +635,7 @@
         </w:tc>
         <w:tc>
           <w:tcPr>
-            <w:tcW w:type="dxa" w:w="1728"/>
+            <w:tcW w:type="dxa" w:w="1440"/>
           </w:tcPr>
           <w:p>
             <w:r>
@@ -594,11 +645,21 @@
         </w:tc>
         <w:tc>
           <w:tcPr>
-            <w:tcW w:type="dxa" w:w="1728"/>
+            <w:tcW w:type="dxa" w:w="1440"/>
           </w:tcPr>
           <w:p>
             <w:r>
-              <w:t>仅见 1-3 级内容</w:t>
+              <w:t>潜水二班</w:t>
+            </w:r>
+          </w:p>
+        </w:tc>
+        <w:tc>
+          <w:tcPr>
+            <w:tcW w:type="dxa" w:w="1440"/>
+          </w:tcPr>
+          <w:p>
+            <w:r>
+              <w:t>不能（仅安卓）</w:t>
             </w:r>
           </w:p>
         </w:tc>
@@ -606,7 +667,7 @@
       <w:tr>
         <w:tc>
           <w:tcPr>
-            <w:tcW w:type="dxa" w:w="1728"/>
+            <w:tcW w:type="dxa" w:w="1440"/>
           </w:tcPr>
           <w:p>
             <w:r>
@@ -616,7 +677,7 @@
         </w:tc>
         <w:tc>
           <w:tcPr>
-            <w:tcW w:type="dxa" w:w="1728"/>
+            <w:tcW w:type="dxa" w:w="1440"/>
           </w:tcPr>
           <w:p>
             <w:r>
@@ -626,7 +687,7 @@
         </w:tc>
         <w:tc>
           <w:tcPr>
-            <w:tcW w:type="dxa" w:w="1728"/>
+            <w:tcW w:type="dxa" w:w="1440"/>
           </w:tcPr>
           <w:p>
             <w:r>
@@ -636,7 +697,7 @@
         </w:tc>
         <w:tc>
           <w:tcPr>
-            <w:tcW w:type="dxa" w:w="1728"/>
+            <w:tcW w:type="dxa" w:w="1440"/>
           </w:tcPr>
           <w:p>
             <w:r>
@@ -646,11 +707,21 @@
         </w:tc>
         <w:tc>
           <w:tcPr>
-            <w:tcW w:type="dxa" w:w="1728"/>
+            <w:tcW w:type="dxa" w:w="1440"/>
           </w:tcPr>
           <w:p>
             <w:r>
-              <w:t>仅见 1-4 级内容</w:t>
+              <w:t>救援三分队</w:t>
+            </w:r>
+          </w:p>
+        </w:tc>
+        <w:tc>
+          <w:tcPr>
+            <w:tcW w:type="dxa" w:w="1440"/>
+          </w:tcPr>
+          <w:p>
+            <w:r>
+              <w:t>不能（仅安卓）</w:t>
             </w:r>
           </w:p>
         </w:tc>
@@ -658,7 +729,7 @@
       <w:tr>
         <w:tc>
           <w:tcPr>
-            <w:tcW w:type="dxa" w:w="1728"/>
+            <w:tcW w:type="dxa" w:w="1440"/>
           </w:tcPr>
           <w:p>
             <w:r>
@@ -668,7 +739,7 @@
         </w:tc>
         <w:tc>
           <w:tcPr>
-            <w:tcW w:type="dxa" w:w="1728"/>
+            <w:tcW w:type="dxa" w:w="1440"/>
           </w:tcPr>
           <w:p>
             <w:r>
@@ -678,7 +749,7 @@
         </w:tc>
         <w:tc>
           <w:tcPr>
-            <w:tcW w:type="dxa" w:w="1728"/>
+            <w:tcW w:type="dxa" w:w="1440"/>
           </w:tcPr>
           <w:p>
             <w:r>
@@ -688,7 +759,7 @@
         </w:tc>
         <w:tc>
           <w:tcPr>
-            <w:tcW w:type="dxa" w:w="1728"/>
+            <w:tcW w:type="dxa" w:w="1440"/>
           </w:tcPr>
           <w:p>
             <w:r>
@@ -698,11 +769,21 @@
         </w:tc>
         <w:tc>
           <w:tcPr>
-            <w:tcW w:type="dxa" w:w="1728"/>
+            <w:tcW w:type="dxa" w:w="1440"/>
           </w:tcPr>
           <w:p>
             <w:r>
-              <w:t>可见全部等级</w:t>
+              <w:t>潜水一班</w:t>
+            </w:r>
+          </w:p>
+        </w:tc>
+        <w:tc>
+          <w:tcPr>
+            <w:tcW w:type="dxa" w:w="1440"/>
+          </w:tcPr>
+          <w:p>
+            <w:r>
+              <w:t>不能（仅安卓）</w:t>
             </w:r>
           </w:p>
         </w:tc>
@@ -729,7 +810,15 @@
         <w:rPr>
           <w:b w:val="0"/>
         </w:rPr>
-        <w:t>打开 http://localhost:5174，输入 admin / admin123，点击「登录」。登录后进入首页。</w:t>
+        <w:t>打开 http://localhost:5174，输入管理员账号（admin / admin123）点击「登录」。登录后进入首页。</w:t>
+      </w:r>
+    </w:p>
+    <w:p>
+      <w:r>
+        <w:rPr>
+          <w:b w:val="0"/>
+        </w:rPr>
+        <w:t>权限说明：PC 管理后台仅限超级管理员和部门负责人登录；救生员账号登录 PC 端会被拒绝（提示"仅限管理员和部门负责人登录"），救生员只能使用安卓端。</w:t>
       </w:r>
     </w:p>
     <w:p>
@@ -761,7 +850,7 @@
         <w:pStyle w:val="ListBullet"/>
       </w:pPr>
       <w:r>
-        <w:t>左侧菜单「系统管理 → 用户管理」；</w:t>
+        <w:t>左侧菜单「系统管理 → 用户管理」，列表展示账号、姓名、所属部门、等级、在岗状态、账号状态等；</w:t>
       </w:r>
     </w:p>
     <w:p>
@@ -921,7 +1010,7 @@
         <w:pStyle w:val="ListBullet"/>
       </w:pPr>
       <w:r>
-        <w:t>「训练团队」标签页：可新建团队；</w:t>
+        <w:t>「训练团队」标签页：可新建团队（负责人必须是 5 级救生员，系统会校验拦截）；</w:t>
       </w:r>
     </w:p>
     <w:p>
@@ -962,6 +1051,14 @@
           <w:b w:val="0"/>
         </w:rPr>
         <w:t>「打卡审核」查看队员提交的待审核打卡，点「通过/驳回」完成初审（可填写审核意见）。</w:t>
+      </w:r>
+    </w:p>
+    <w:p>
+      <w:r>
+        <w:rPr>
+          <w:b w:val="0"/>
+        </w:rPr>
+        <w:t>数据隔离：部门负责人只能看到本部门队员的打卡，超级管理员可查看全部。</w:t>
       </w:r>
     </w:p>
     <w:p>
@@ -1057,7 +1154,15 @@
         <w:pStyle w:val="ListBullet"/>
       </w:pPr>
       <w:r>
-        <w:t>点击「提交打卡」，选择自主自评（合格/基本合格/不合格），可填写自评说明，完成打卡归档。</w:t>
+        <w:t>点击「提交打卡」，选择自主自评（合格/基本合格/不合格），可填写自评说明，完成打卡归档；</w:t>
+      </w:r>
+    </w:p>
+    <w:p>
+      <w:pPr>
+        <w:pStyle w:val="ListBullet"/>
+      </w:pPr>
+      <w:r>
+        <w:t>提交后详情页显示「我的打卡记录」及审核状态（待审核=橙/已通过=绿/已驳回=红）；存在待审核打卡时不能再重复提交，审核通过/驳回后才可再次打卡。</w:t>
       </w:r>
     </w:p>
     <w:p>
@@ -1125,11 +1230,27 @@
       </w:r>
     </w:p>
     <w:p>
+      <w:pPr>
+        <w:pStyle w:val="ListBullet"/>
+      </w:pPr>
       <w:r>
-        <w:rPr>
-          <w:b w:val="0"/>
-        </w:rPr>
-        <w:t>「团队」页展示「我的班组」与「团队任务」列表。点任务「参与打卡」完成团队实训参与记录；打卡成功后按钮变为灰色「已参与」并不可再重复点击（后端同步防重复）。</w:t>
+        <w:t>「我的班组」展示所属训练团队；</w:t>
+      </w:r>
+    </w:p>
+    <w:p>
+      <w:pPr>
+        <w:pStyle w:val="ListBullet"/>
+      </w:pPr>
+      <w:r>
+        <w:t>「团队任务」点「参与打卡」完成参与记录，打卡后按钮变灰「已参与」不可重复；</w:t>
+      </w:r>
+    </w:p>
+    <w:p>
+      <w:pPr>
+        <w:pStyle w:val="ListBullet"/>
+      </w:pPr>
+      <w:r>
+        <w:t>「我的团队评分」展示我在各任务中的贡献评分（负责人打分）与评语。</w:t>
       </w:r>
     </w:p>
     <w:p>
@@ -1169,7 +1290,7 @@
         <w:pStyle w:val="ListBullet"/>
       </w:pPr>
       <w:r>
-        <w:t>「等级晋升」选择目标等级提交晋升申请，由管理员审批。</w:t>
+        <w:t>「等级晋升」选择目标等级（仅显示高于当前等级的选项，5 级显示"已是最高等级"）提交晋升申请，由管理员审批。</w:t>
       </w:r>
     </w:p>
     <w:p>
@@ -1233,7 +1354,308 @@
         <w:pStyle w:val="Heading1"/>
       </w:pPr>
       <w:r>
-        <w:t>八、完整演示流程建议（约 15 分钟）</w:t>
+        <w:t>八、权限体系说明</w:t>
+      </w:r>
+    </w:p>
+    <w:tbl>
+      <w:tblPr>
+        <w:tblStyle w:val="LightGrid-Accent1"/>
+        <w:tblW w:type="auto" w:w="0"/>
+        <w:tblLook w:firstColumn="1" w:firstRow="1" w:lastColumn="0" w:lastRow="0" w:noHBand="0" w:noVBand="1" w:val="04A0"/>
+      </w:tblPr>
+      <w:tblGrid>
+        <w:gridCol w:w="2160"/>
+        <w:gridCol w:w="2160"/>
+        <w:gridCol w:w="2160"/>
+        <w:gridCol w:w="2160"/>
+      </w:tblGrid>
+      <w:tr>
+        <w:tc>
+          <w:tcPr>
+            <w:tcW w:type="dxa" w:w="2160"/>
+          </w:tcPr>
+          <w:p>
+            <w:r>
+              <w:t>角色</w:t>
+            </w:r>
+          </w:p>
+        </w:tc>
+        <w:tc>
+          <w:tcPr>
+            <w:tcW w:type="dxa" w:w="2160"/>
+          </w:tcPr>
+          <w:p>
+            <w:r>
+              <w:t>登录端</w:t>
+            </w:r>
+          </w:p>
+        </w:tc>
+        <w:tc>
+          <w:tcPr>
+            <w:tcW w:type="dxa" w:w="2160"/>
+          </w:tcPr>
+          <w:p>
+            <w:r>
+              <w:t>数据范围</w:t>
+            </w:r>
+          </w:p>
+        </w:tc>
+        <w:tc>
+          <w:tcPr>
+            <w:tcW w:type="dxa" w:w="2160"/>
+          </w:tcPr>
+          <w:p>
+            <w:r>
+              <w:t>管理权限</w:t>
+            </w:r>
+          </w:p>
+        </w:tc>
+      </w:tr>
+      <w:tr>
+        <w:tc>
+          <w:tcPr>
+            <w:tcW w:type="dxa" w:w="2160"/>
+          </w:tcPr>
+          <w:p>
+            <w:r>
+              <w:t>超级管理员</w:t>
+            </w:r>
+          </w:p>
+        </w:tc>
+        <w:tc>
+          <w:tcPr>
+            <w:tcW w:type="dxa" w:w="2160"/>
+          </w:tcPr>
+          <w:p>
+            <w:r>
+              <w:t>PC + 安卓</w:t>
+            </w:r>
+          </w:p>
+        </w:tc>
+        <w:tc>
+          <w:tcPr>
+            <w:tcW w:type="dxa" w:w="2160"/>
+          </w:tcPr>
+          <w:p>
+            <w:r>
+              <w:t>全部部门</w:t>
+            </w:r>
+          </w:p>
+        </w:tc>
+        <w:tc>
+          <w:tcPr>
+            <w:tcW w:type="dxa" w:w="2160"/>
+          </w:tcPr>
+          <w:p>
+            <w:r>
+              <w:t>全部管理功能</w:t>
+            </w:r>
+          </w:p>
+        </w:tc>
+      </w:tr>
+      <w:tr>
+        <w:tc>
+          <w:tcPr>
+            <w:tcW w:type="dxa" w:w="2160"/>
+          </w:tcPr>
+          <w:p>
+            <w:r>
+              <w:t>部门负责人</w:t>
+            </w:r>
+          </w:p>
+        </w:tc>
+        <w:tc>
+          <w:tcPr>
+            <w:tcW w:type="dxa" w:w="2160"/>
+          </w:tcPr>
+          <w:p>
+            <w:r>
+              <w:t>PC + 安卓</w:t>
+            </w:r>
+          </w:p>
+        </w:tc>
+        <w:tc>
+          <w:tcPr>
+            <w:tcW w:type="dxa" w:w="2160"/>
+          </w:tcPr>
+          <w:p>
+            <w:r>
+              <w:t>本部门</w:t>
+            </w:r>
+          </w:p>
+        </w:tc>
+        <w:tc>
+          <w:tcPr>
+            <w:tcW w:type="dxa" w:w="2160"/>
+          </w:tcPr>
+          <w:p>
+            <w:r>
+              <w:t>本部门管理功能（打卡审核、团队、考试、审批、导入等）</w:t>
+            </w:r>
+          </w:p>
+        </w:tc>
+      </w:tr>
+      <w:tr>
+        <w:tc>
+          <w:tcPr>
+            <w:tcW w:type="dxa" w:w="2160"/>
+          </w:tcPr>
+          <w:p>
+            <w:r>
+              <w:t>救生员(1-5级)</w:t>
+            </w:r>
+          </w:p>
+        </w:tc>
+        <w:tc>
+          <w:tcPr>
+            <w:tcW w:type="dxa" w:w="2160"/>
+          </w:tcPr>
+          <w:p>
+            <w:r>
+              <w:t>仅安卓</w:t>
+            </w:r>
+          </w:p>
+        </w:tc>
+        <w:tc>
+          <w:tcPr>
+            <w:tcW w:type="dxa" w:w="2160"/>
+          </w:tcPr>
+          <w:p>
+            <w:r>
+              <w:t>本人</w:t>
+            </w:r>
+          </w:p>
+        </w:tc>
+        <w:tc>
+          <w:tcPr>
+            <w:tcW w:type="dxa" w:w="2160"/>
+          </w:tcPr>
+          <w:p>
+            <w:r>
+              <w:t>仅本人训练/考试/档案操作</w:t>
+            </w:r>
+          </w:p>
+        </w:tc>
+      </w:tr>
+    </w:tbl>
+    <w:p>
+      <w:r>
+        <w:rPr>
+          <w:b w:val="0"/>
+        </w:rPr>
+        <w:t>补充说明：</w:t>
+      </w:r>
+    </w:p>
+    <w:p>
+      <w:pPr>
+        <w:pStyle w:val="ListBullet"/>
+      </w:pPr>
+      <w:r>
+        <w:t>PC 管理后台仅限超级管理员和部门负责人登录；</w:t>
+      </w:r>
+    </w:p>
+    <w:p>
+      <w:pPr>
+        <w:pStyle w:val="ListBullet"/>
+      </w:pPr>
+      <w:r>
+        <w:t>所有管理接口（用户/部门/通知/导入/考试/团队/审批/打卡审核等）后端均有角色校验，救生员无法调用；</w:t>
+      </w:r>
+    </w:p>
+    <w:p>
+      <w:pPr>
+        <w:pStyle w:val="ListBullet"/>
+      </w:pPr>
+      <w:r>
+        <w:t>打卡审核按部门数据隔离，负责人只看到本部门队员。</w:t>
+      </w:r>
+    </w:p>
+    <w:p>
+      <w:pPr>
+        <w:pStyle w:val="Heading1"/>
+      </w:pPr>
+      <w:r>
+        <w:t>九、安卓 APP 打包与手机使用</w:t>
+      </w:r>
+    </w:p>
+    <w:p>
+      <w:r>
+        <w:rPr>
+          <w:b w:val="0"/>
+        </w:rPr>
+        <w:t>方式一：临时使用（手机浏览器）</w:t>
+      </w:r>
+    </w:p>
+    <w:p>
+      <w:pPr>
+        <w:pStyle w:val="ListBullet"/>
+      </w:pPr>
+      <w:r>
+        <w:t>手机与电脑连同一 WiFi，浏览器打开 http://192.168.71.5:5173；</w:t>
+      </w:r>
+    </w:p>
+    <w:p>
+      <w:pPr>
+        <w:pStyle w:val="ListBullet"/>
+      </w:pPr>
+      <w:r>
+        <w:t>或用浏览器「添加到主屏幕」，桌面出现图标，体验接近 APP。</w:t>
+      </w:r>
+    </w:p>
+    <w:p>
+      <w:r>
+        <w:rPr>
+          <w:b w:val="0"/>
+        </w:rPr>
+        <w:t>方式二：正式打包 APK（HBuilderX 云打包）</w:t>
+      </w:r>
+    </w:p>
+    <w:p>
+      <w:pPr>
+        <w:pStyle w:val="ListBullet"/>
+      </w:pPr>
+      <w:r>
+        <w:t>下载 HBuilderX 并导入 rescue-app 项目；</w:t>
+      </w:r>
+    </w:p>
+    <w:p>
+      <w:pPr>
+        <w:pStyle w:val="ListBullet"/>
+      </w:pPr>
+      <w:r>
+        <w:t>manifest.json 中「重新获取」得到 appid（免费注册 DCloud 账号）；</w:t>
+      </w:r>
+    </w:p>
+    <w:p>
+      <w:pPr>
+        <w:pStyle w:val="ListBullet"/>
+      </w:pPr>
+      <w:r>
+        <w:t>确认 rescue-app/src/utils/request.js 中 APP 端 BASE_URL 已改为后端服务器地址；</w:t>
+      </w:r>
+    </w:p>
+    <w:p>
+      <w:pPr>
+        <w:pStyle w:val="ListBullet"/>
+      </w:pPr>
+      <w:r>
+        <w:t>菜单「发行 → 原生App-云打包 → Android」打包，下载 APK 分发安装。</w:t>
+      </w:r>
+    </w:p>
+    <w:p>
+      <w:r>
+        <w:rPr>
+          <w:b w:val="0"/>
+        </w:rPr>
+        <w:t>注意：打包后手机需能访问后端（与后端同一局域网，或后端已部署到基地服务器）。</w:t>
+      </w:r>
+    </w:p>
+    <w:p>
+      <w:pPr>
+        <w:pStyle w:val="Heading1"/>
+      </w:pPr>
+      <w:r>
+        <w:t>十、完整演示流程建议（约 15 分钟）</w:t>
       </w:r>
     </w:p>
     <w:tbl>
